--- a/תקצירים ושמות לספרים.docx
+++ b/תקצירים ושמות לספרים.docx
@@ -186,7 +186,16 @@
           <w:bCs/>
           <w:rtl/>
         </w:rPr>
-        <w:t>שקט בין שניים</w:t>
+        <w:t>שקט ב</w:t>
+      </w:r>
+      <w:r>
+        <w:rPr>
+          <w:rFonts w:hint="cs"/>
+          <w:b/>
+          <w:bCs/>
+          <w:rtl/>
+        </w:rPr>
+        <w:t>נינו</w:t>
       </w:r>
       <w:r>
         <w:rPr>
@@ -203,7 +212,7 @@
           <w:bCs/>
           <w:rtl/>
         </w:rPr>
-        <w:t>מה שלא נאמר נשאר</w:t>
+        <w:t>מה שלא נאמר</w:t>
       </w:r>
       <w:r>
         <w:rPr>
@@ -272,8 +281,27 @@
           <w:bCs/>
           <w:rtl/>
         </w:rPr>
-        <w:t>מי שרואה את הפרטים</w:t>
-      </w:r>
+        <w:t xml:space="preserve">מי שרואה את </w:t>
+      </w:r>
+      <w:proofErr w:type="spellStart"/>
+      <w:r>
+        <w:rPr>
+          <w:b/>
+          <w:bCs/>
+          <w:rtl/>
+        </w:rPr>
+        <w:t>ה</w:t>
+      </w:r>
+      <w:r>
+        <w:rPr>
+          <w:rFonts w:hint="cs"/>
+          <w:b/>
+          <w:bCs/>
+          <w:rtl/>
+        </w:rPr>
+        <w:t>כל</w:t>
+      </w:r>
+      <w:proofErr w:type="spellEnd"/>
       <w:r>
         <w:rPr>
           <w:rtl/>
@@ -715,7 +743,24 @@
           <w:bCs/>
           <w:rtl/>
         </w:rPr>
-        <w:t>מה שהגוף ידע קודם</w:t>
+        <w:t>מה שהגוף י</w:t>
+      </w:r>
+      <w:r>
+        <w:rPr>
+          <w:rFonts w:hint="cs"/>
+          <w:b/>
+          <w:bCs/>
+          <w:rtl/>
+        </w:rPr>
+        <w:t>ו</w:t>
+      </w:r>
+      <w:r>
+        <w:rPr>
+          <w:b/>
+          <w:bCs/>
+          <w:rtl/>
+        </w:rPr>
+        <w:t>דע</w:t>
       </w:r>
     </w:p>
     <w:p>
@@ -999,7 +1044,16 @@
           <w:bCs/>
           <w:rtl/>
         </w:rPr>
-        <w:t>אהבה שלא מתנצלת</w:t>
+        <w:t xml:space="preserve">אהבה </w:t>
+      </w:r>
+      <w:r>
+        <w:rPr>
+          <w:rFonts w:hint="cs"/>
+          <w:b/>
+          <w:bCs/>
+          <w:rtl/>
+        </w:rPr>
+        <w:t>חריגה</w:t>
       </w:r>
       <w:r>
         <w:rPr>
@@ -1292,7 +1346,16 @@
           <w:bCs/>
           <w:rtl/>
         </w:rPr>
-        <w:t>הדברים שאמרתי</w:t>
+        <w:t>ה</w:t>
+      </w:r>
+      <w:r>
+        <w:rPr>
+          <w:rFonts w:hint="cs"/>
+          <w:b/>
+          <w:bCs/>
+          <w:rtl/>
+        </w:rPr>
+        <w:t>היסטוריה האנושית</w:t>
       </w:r>
     </w:p>
     <w:p>
@@ -1445,7 +1508,24 @@
           <w:bCs/>
           <w:rtl/>
         </w:rPr>
-        <w:t>מי שרץ לכיוון הסכנה</w:t>
+        <w:t xml:space="preserve">מי שרץ </w:t>
+      </w:r>
+      <w:r>
+        <w:rPr>
+          <w:rFonts w:hint="cs"/>
+          <w:b/>
+          <w:bCs/>
+          <w:rtl/>
+        </w:rPr>
+        <w:t>אל ה</w:t>
+      </w:r>
+      <w:r>
+        <w:rPr>
+          <w:b/>
+          <w:bCs/>
+          <w:rtl/>
+        </w:rPr>
+        <w:t>סכנה</w:t>
       </w:r>
       <w:r>
         <w:rPr>
@@ -1648,11 +1728,20 @@
       </w:r>
       <w:r>
         <w:rPr>
-          <w:b/>
-          <w:bCs/>
-          <w:rtl/>
-        </w:rPr>
-        <w:t>עשרים שנה מאוחר מדי</w:t>
+          <w:rFonts w:hint="cs"/>
+          <w:b/>
+          <w:bCs/>
+          <w:rtl/>
+        </w:rPr>
+        <w:t>20</w:t>
+      </w:r>
+      <w:r>
+        <w:rPr>
+          <w:b/>
+          <w:bCs/>
+          <w:rtl/>
+        </w:rPr>
+        <w:t xml:space="preserve"> שנה מאוחר מדי</w:t>
       </w:r>
       <w:r>
         <w:rPr>
@@ -1850,6 +1939,11 @@
       </w:r>
     </w:p>
     <w:p>
+      <w:pPr>
+        <w:rPr>
+          <w:rFonts w:hint="cs"/>
+        </w:rPr>
+      </w:pPr>
       <w:r>
         <w:rPr>
           <w:rtl/>
@@ -1896,11 +1990,29 @@
       </w:r>
       <w:r>
         <w:rPr>
-          <w:b/>
-          <w:bCs/>
-          <w:rtl/>
-        </w:rPr>
-        <w:t>מה שענה מתוך הדפים</w:t>
+          <w:rFonts w:hint="cs"/>
+          <w:b/>
+          <w:bCs/>
+          <w:rtl/>
+        </w:rPr>
+        <w:t>ה</w:t>
+      </w:r>
+      <w:r>
+        <w:rPr>
+          <w:b/>
+          <w:bCs/>
+          <w:rtl/>
+        </w:rPr>
+        <w:t>מ</w:t>
+      </w:r>
+      <w:r>
+        <w:rPr>
+          <w:rFonts w:hint="cs"/>
+          <w:b/>
+          <w:bCs/>
+          <w:rtl/>
+        </w:rPr>
+        <w:t>סע הנפלא</w:t>
       </w:r>
     </w:p>
     <w:p>
@@ -1953,13 +2065,22 @@
           <w:bCs/>
           <w:rtl/>
         </w:rPr>
-        <w:t>קוד שלא אמור היה להיות</w:t>
-      </w:r>
-      <w:r>
-        <w:rPr>
-          <w:rtl/>
-        </w:rPr>
-        <w:t xml:space="preserve"> ג</w:t>
+        <w:t xml:space="preserve">קוד </w:t>
+      </w:r>
+      <w:r>
+        <w:rPr>
+          <w:rFonts w:hint="cs"/>
+          <w:b/>
+          <w:bCs/>
+          <w:rtl/>
+        </w:rPr>
+        <w:t xml:space="preserve">משובש </w:t>
+      </w:r>
+      <w:r>
+        <w:rPr>
+          <w:rtl/>
+        </w:rPr>
+        <w:t>ג</w:t>
       </w:r>
       <w:r>
         <w:t xml:space="preserve">. </w:t>
@@ -2039,8 +2160,18 @@
           <w:bCs/>
           <w:rtl/>
         </w:rPr>
-        <w:t>שורה שעצרה הכל</w:t>
-      </w:r>
+        <w:t xml:space="preserve">שורה שעצרה </w:t>
+      </w:r>
+      <w:proofErr w:type="spellStart"/>
+      <w:r>
+        <w:rPr>
+          <w:b/>
+          <w:bCs/>
+          <w:rtl/>
+        </w:rPr>
+        <w:t>הכל</w:t>
+      </w:r>
+      <w:proofErr w:type="spellEnd"/>
       <w:r>
         <w:rPr>
           <w:rtl/>
@@ -2131,7 +2262,16 @@
           <w:bCs/>
           <w:rtl/>
         </w:rPr>
-        <w:t>שיחה שלא הייתה על עבודה</w:t>
+        <w:t xml:space="preserve">שיחה </w:t>
+      </w:r>
+      <w:r>
+        <w:rPr>
+          <w:rFonts w:hint="cs"/>
+          <w:b/>
+          <w:bCs/>
+          <w:rtl/>
+        </w:rPr>
+        <w:t>רגעית</w:t>
       </w:r>
       <w:r>
         <w:rPr>
@@ -2275,17 +2415,26 @@
       </w:r>
       <w:r>
         <w:rPr>
-          <w:b/>
-          <w:bCs/>
-          <w:rtl/>
-        </w:rPr>
-        <w:t>סקרנות חזקה מפחד</w:t>
-      </w:r>
-      <w:r>
-        <w:rPr>
-          <w:rtl/>
-        </w:rPr>
-        <w:t xml:space="preserve"> ג</w:t>
+          <w:rFonts w:hint="cs"/>
+          <w:b/>
+          <w:bCs/>
+          <w:rtl/>
+        </w:rPr>
+        <w:t>המשחק הסופי</w:t>
+      </w:r>
+      <w:r>
+        <w:rPr>
+          <w:b/>
+          <w:bCs/>
+          <w:rtl/>
+        </w:rPr>
+        <w:t xml:space="preserve"> </w:t>
+      </w:r>
+      <w:r>
+        <w:rPr>
+          <w:rtl/>
+        </w:rPr>
+        <w:t>ג</w:t>
       </w:r>
       <w:r>
         <w:t xml:space="preserve">. </w:t>
@@ -2695,7 +2844,16 @@
           <w:bCs/>
           <w:rtl/>
         </w:rPr>
-        <w:t>מה שמחבר את הכוחות</w:t>
+        <w:t xml:space="preserve">מה שמחבר </w:t>
+      </w:r>
+      <w:r>
+        <w:rPr>
+          <w:rFonts w:hint="cs"/>
+          <w:b/>
+          <w:bCs/>
+          <w:rtl/>
+        </w:rPr>
+        <w:t>בנינו</w:t>
       </w:r>
     </w:p>
     <w:p>
@@ -2743,11 +2901,12 @@
       </w:r>
       <w:r>
         <w:rPr>
-          <w:b/>
-          <w:bCs/>
-          <w:rtl/>
-        </w:rPr>
-        <w:t>שישה חודשים אחר כך</w:t>
+          <w:rFonts w:hint="cs"/>
+          <w:b/>
+          <w:bCs/>
+          <w:rtl/>
+        </w:rPr>
+        <w:t>כוכב לא ידוע</w:t>
       </w:r>
       <w:r>
         <w:rPr>
@@ -2812,17 +2971,18 @@
       </w:r>
       <w:r>
         <w:rPr>
-          <w:b/>
-          <w:bCs/>
-          <w:rtl/>
-        </w:rPr>
-        <w:t>מה שנאמר שלא בתכנון</w:t>
-      </w:r>
-      <w:r>
-        <w:rPr>
-          <w:rtl/>
-        </w:rPr>
-        <w:t xml:space="preserve"> ג</w:t>
+          <w:rFonts w:hint="cs"/>
+          <w:b/>
+          <w:bCs/>
+          <w:rtl/>
+        </w:rPr>
+        <w:t xml:space="preserve">יצור מסתורי </w:t>
+      </w:r>
+      <w:r>
+        <w:rPr>
+          <w:rtl/>
+        </w:rPr>
+        <w:t>ג</w:t>
       </w:r>
       <w:r>
         <w:t xml:space="preserve">. </w:t>
@@ -3082,7 +3242,16 @@
           <w:bCs/>
           <w:rtl/>
         </w:rPr>
-        <w:t>מה שהיה בסוף המסלול</w:t>
+        <w:t xml:space="preserve">סוף </w:t>
+      </w:r>
+      <w:r>
+        <w:rPr>
+          <w:rFonts w:hint="cs"/>
+          <w:b/>
+          <w:bCs/>
+          <w:rtl/>
+        </w:rPr>
+        <w:t>הדרך</w:t>
       </w:r>
     </w:p>
     <w:p>
@@ -3160,7 +3329,16 @@
           <w:bCs/>
           <w:rtl/>
         </w:rPr>
-        <w:t>מה שנולד בקול</w:t>
+        <w:t>מה שנולד ב</w:t>
+      </w:r>
+      <w:r>
+        <w:rPr>
+          <w:rFonts w:hint="cs"/>
+          <w:b/>
+          <w:bCs/>
+          <w:rtl/>
+        </w:rPr>
+        <w:t>אור</w:t>
       </w:r>
     </w:p>
     <w:p>
@@ -3225,11 +3403,12 @@
       </w:r>
       <w:r>
         <w:rPr>
-          <w:b/>
-          <w:bCs/>
-          <w:rtl/>
-        </w:rPr>
-        <w:t>מה שסופר לי</w:t>
+          <w:rFonts w:hint="cs"/>
+          <w:b/>
+          <w:bCs/>
+          <w:rtl/>
+        </w:rPr>
+        <w:t>לילה שקט</w:t>
       </w:r>
     </w:p>
     <w:p>
@@ -3406,7 +3585,21 @@
         <w:rPr>
           <w:rtl/>
         </w:rPr>
-        <w:t xml:space="preserve"> [שם] הוא/היא מי שאוהב/ת עמוק ומדבר/ת מעט. הרגשות שלו/לה אמיתיים, אבל מסודרים — כמו ספרים על מדף. כשאהבה נכנסת לחיים, [שם] לא מסחרר/ת; הוא/היא מקשיב/ה, בוחן/ת, ואז מחליט/ה. מי שמבין/ה זאת ייקבל/תקבל את [שם] כולו/כולה. בסוף, האהבה הזו תהיה שקטה, עמוקה, ובלתי ניתנת לניעור</w:t>
+        <w:t xml:space="preserve"> [שם] הוא/היא מי שאוהב/ת עמוק ומדבר/ת מעט. הרגשות שלו/לה אמיתיים, אבל מסודרים — כמו ספרים על מדף. כשאהבה נכנסת לחיים, [שם] לא מסחרר/ת; הוא/היא מקשיב/ה, בוחן/ת, ואז מחליט/ה. מי שמבין/ה זאת </w:t>
+      </w:r>
+      <w:proofErr w:type="spellStart"/>
+      <w:r>
+        <w:rPr>
+          <w:rtl/>
+        </w:rPr>
+        <w:t>ייקבל</w:t>
+      </w:r>
+      <w:proofErr w:type="spellEnd"/>
+      <w:r>
+        <w:rPr>
+          <w:rtl/>
+        </w:rPr>
+        <w:t>/תקבל את [שם] כולו/כולה. בסוף, האהבה הזו תהיה שקטה, עמוקה, ובלתי ניתנת לניעור</w:t>
       </w:r>
       <w:r>
         <w:t>.</w:t>
@@ -3571,7 +3764,21 @@
         <w:rPr>
           <w:rtl/>
         </w:rPr>
-        <w:t xml:space="preserve"> [שם] גילה/גילתה שגרף אחד בדוח לא מסתדר — ובילה/בילתה שלושה ימים בלי שינה כדי להבין למה. מה שמצא/מצאה שינה הכל. זה לא היה תקלה; זה היה כוונה. [שם] מסדר/ת את הנתונים, בונה את הטיעון, ומחכה לרגע הנכון להציג. בסוף, [שם] יוכיח/תוכיח שהמספרים לא משקרים — רק אנשים</w:t>
+        <w:t xml:space="preserve"> [שם] גילה/גילתה שגרף אחד בדוח לא מסתדר — ובילה/בילתה שלושה ימים בלי שינה כדי להבין למה. מה שמצא/מצאה שינה </w:t>
+      </w:r>
+      <w:proofErr w:type="spellStart"/>
+      <w:r>
+        <w:rPr>
+          <w:rtl/>
+        </w:rPr>
+        <w:t>הכל</w:t>
+      </w:r>
+      <w:proofErr w:type="spellEnd"/>
+      <w:r>
+        <w:rPr>
+          <w:rtl/>
+        </w:rPr>
+        <w:t>. זה לא היה תקלה; זה היה כוונה. [שם] מסדר/ת את הנתונים, בונה את הטיעון, ומחכה לרגע הנכון להציג. בסוף, [שם] יוכיח/תוכיח שהמספרים לא משקרים — רק אנשים</w:t>
       </w:r>
       <w:r>
         <w:t>.</w:t>
@@ -3590,7 +3797,21 @@
         <w:rPr>
           <w:rtl/>
         </w:rPr>
-        <w:t xml:space="preserve"> [שם] רואה דפוסים שאחרים לא רואים — זה מה שמגדיר/ה אותו/ה. בעולם שבו הטכנולוגיה מנהלת הכל, [שם] מנהל/ת את הטכנולוגיה. שיטתי/ת, מדויק/ה, ותמיד צעד אחד קדימה. כשהמערכת מתחילה להראות סדקים, [שם] כבר יודע/ת איפה הם. בסוף, הצדק יהיה של [שם] — בנתונים ובמציאות</w:t>
+        <w:t xml:space="preserve"> [שם] רואה דפוסים שאחרים לא רואים — זה מה שמגדיר/ה אותו/ה. בעולם שבו הטכנולוגיה מנהלת </w:t>
+      </w:r>
+      <w:proofErr w:type="spellStart"/>
+      <w:r>
+        <w:rPr>
+          <w:rtl/>
+        </w:rPr>
+        <w:t>הכל</w:t>
+      </w:r>
+      <w:proofErr w:type="spellEnd"/>
+      <w:r>
+        <w:rPr>
+          <w:rtl/>
+        </w:rPr>
+        <w:t>, [שם] מנהל/ת את הטכנולוגיה. שיטתי/ת, מדויק/ה, ותמיד צעד אחד קדימה. כשהמערכת מתחילה להראות סדקים, [שם] כבר יודע/ת איפה הם. בסוף, הצדק יהיה של [שם] — בנתונים ובמציאות</w:t>
       </w:r>
       <w:r>
         <w:t>.</w:t>
@@ -3632,7 +3853,35 @@
         <w:rPr>
           <w:rtl/>
         </w:rPr>
-        <w:t xml:space="preserve"> [שם] ישב/ישבה על ספסל בגן ציבורי כשזקן/ה זר/ה ישב/ה לידו/ה ואמר/ה משפט אחד שלא ידע/ידעה איך לשכוח. לא היה שם שם, לא הייתה המשך. רק משפט. [שם] נשא/נשאה אותו הביתה, ושם הכל השתנה. בסוף, [שם] יגלה/תגלה שהחכמה הכי גדולה מגיעה ממי שלא מנסה ללמד</w:t>
+        <w:t xml:space="preserve"> [שם] ישב/ישבה על ספסל בגן ציבורי כשזקן/ה זר/ה ישב/ה לידו/ה ואמר/ה משפט אחד שלא ידע/ידעה איך לשכוח. לא היה שם </w:t>
+      </w:r>
+      <w:proofErr w:type="spellStart"/>
+      <w:r>
+        <w:rPr>
+          <w:rtl/>
+        </w:rPr>
+        <w:t>שם</w:t>
+      </w:r>
+      <w:proofErr w:type="spellEnd"/>
+      <w:r>
+        <w:rPr>
+          <w:rtl/>
+        </w:rPr>
+        <w:t xml:space="preserve">, לא הייתה המשך. רק משפט. [שם] נשא/נשאה אותו הביתה, ושם </w:t>
+      </w:r>
+      <w:proofErr w:type="spellStart"/>
+      <w:r>
+        <w:rPr>
+          <w:rtl/>
+        </w:rPr>
+        <w:t>הכל</w:t>
+      </w:r>
+      <w:proofErr w:type="spellEnd"/>
+      <w:r>
+        <w:rPr>
+          <w:rtl/>
+        </w:rPr>
+        <w:t xml:space="preserve"> השתנה. בסוף, [שם] יגלה/תגלה שהחכמה הכי גדולה מגיעה ממי שלא מנסה ללמד</w:t>
       </w:r>
       <w:r>
         <w:t>.</w:t>
@@ -3728,7 +3977,21 @@
         <w:rPr>
           <w:rtl/>
         </w:rPr>
-        <w:t xml:space="preserve"> [שם] הוא/היא מי שחש/ה הכל — ומניח/ה לזה לנוע. הרגש לא מסונן, לא נשלט, אבל גם לא נצעק. הוא/היא חי/ה בתוך הגלים שלו/לה, שוחה לא נלחם/ת. כשאהבה מגיעה, [שם] לא ינתח/תנתח — ירגיש/תרגיש. בסוף, [שם] יגלה/תגלה שלהניח לעצמך להרגיש הוא גבורה, לא חולשה</w:t>
+        <w:t xml:space="preserve"> [שם] הוא/היא מי שחש/ה </w:t>
+      </w:r>
+      <w:proofErr w:type="spellStart"/>
+      <w:r>
+        <w:rPr>
+          <w:rtl/>
+        </w:rPr>
+        <w:t>הכל</w:t>
+      </w:r>
+      <w:proofErr w:type="spellEnd"/>
+      <w:r>
+        <w:rPr>
+          <w:rtl/>
+        </w:rPr>
+        <w:t xml:space="preserve"> — ומניח/ה לזה לנוע. הרגש לא מסונן, לא נשלט, אבל גם לא נצעק. הוא/היא חי/ה בתוך הגלים שלו/לה, שוחה לא נלחם/ת. כשאהבה מגיעה, [שם] לא ינתח/תנתח — ירגיש/תרגיש. בסוף, [שם] יגלה/תגלה שלהניח לעצמך להרגיש הוא גבורה, לא חולשה</w:t>
       </w:r>
       <w:r>
         <w:t>.</w:t>
@@ -4051,7 +4314,21 @@
         <w:rPr>
           <w:rtl/>
         </w:rPr>
-        <w:t xml:space="preserve"> [שם] הוא/היא מי שאוהב/ת בקול — ולא מבין/ה אנשים שלא עושים את זה. הרגש אצל [שם] נאמר, נחגג, ונחיה. הוא/היא לא שומר/ת ביד — משקיע/ה הכל. אהבה אצל [שם] היא מעשה, לא רק תחושה. בסוף, [שם] יגלה/תגלה שכדי לקבל אהבה כזו, צריך לתת אותה קודם</w:t>
+        <w:t xml:space="preserve"> [שם] הוא/היא מי שאוהב/ת בקול — ולא מבין/ה אנשים שלא עושים את זה. הרגש אצל [שם] נאמר, נחגג, ונחיה. הוא/היא לא שומר/ת ביד — משקיע/ה </w:t>
+      </w:r>
+      <w:proofErr w:type="spellStart"/>
+      <w:r>
+        <w:rPr>
+          <w:rtl/>
+        </w:rPr>
+        <w:t>הכל</w:t>
+      </w:r>
+      <w:proofErr w:type="spellEnd"/>
+      <w:r>
+        <w:rPr>
+          <w:rtl/>
+        </w:rPr>
+        <w:t>. אהבה אצל [שם] היא מעשה, לא רק תחושה. בסוף, [שם] יגלה/תגלה שכדי לקבל אהבה כזו, צריך לתת אותה קודם</w:t>
       </w:r>
       <w:r>
         <w:t>.</w:t>
@@ -4154,7 +4431,21 @@
         <w:rPr>
           <w:rtl/>
         </w:rPr>
-        <w:t xml:space="preserve"> [שם] הכריז/הכריזה בפני כל העיר שמשהו לא בסדר — ואיש לא האמין. שבוע אחר כך, הכל קרה בדיוק כפי שאמר/אמרה. עכשיו [שם] הוא/היא מי שצריכים. [שם] לא אומר/ת "אמרתי לכם" — פשוט פועל/ת. בסוף, [שם] יציל/תציל את מה שאפשר — ויבנה/תבנה את מה שאי אפשר</w:t>
+        <w:t xml:space="preserve"> [שם] הכריז/הכריזה בפני כל העיר שמשהו לא בסדר — ואיש לא האמין. שבוע אחר כך, </w:t>
+      </w:r>
+      <w:proofErr w:type="spellStart"/>
+      <w:r>
+        <w:rPr>
+          <w:rtl/>
+        </w:rPr>
+        <w:t>הכל</w:t>
+      </w:r>
+      <w:proofErr w:type="spellEnd"/>
+      <w:r>
+        <w:rPr>
+          <w:rtl/>
+        </w:rPr>
+        <w:t xml:space="preserve"> קרה בדיוק כפי שאמר/אמרה. עכשיו [שם] הוא/היא מי שצריכים. [שם] לא אומר/ת "אמרתי לכם" — פשוט פועל/ת. בסוף, [שם] יציל/תציל את מה שאפשר — ויבנה/תבנה את מה שאי אפשר</w:t>
       </w:r>
       <w:r>
         <w:t>.</w:t>
@@ -4215,7 +4506,49 @@
         <w:rPr>
           <w:rtl/>
         </w:rPr>
-        <w:t xml:space="preserve"> [שם] עלה/עלתה על הבמה ואמר/אמרה דברים שאף אחד לא אמר בגלוי — ועולם שלם עצר לשמוע. זה לא היה מתוכנן; [שם] פשוט ידע/ידעה שהזמן הגיע. הדברים ששמרו בסוד יצאו לאור. כעת הכל ישתנה, לטוב ולרע. בסוף, [שם] לא יחרט/תחרט — כי האמת שווה את המחיר</w:t>
+        <w:t xml:space="preserve"> [שם] עלה/עלתה על הבמה ואמר/אמרה דברים שאף אחד לא אמר בגלוי — ועולם שלם עצר לשמוע. זה לא היה מתוכנן; [שם] פשוט ידע/ידעה שהזמן הגיע. הדברים ששמרו בסוד יצאו לאור. כעת </w:t>
+      </w:r>
+      <w:proofErr w:type="spellStart"/>
+      <w:r>
+        <w:rPr>
+          <w:rtl/>
+        </w:rPr>
+        <w:t>הכל</w:t>
+      </w:r>
+      <w:proofErr w:type="spellEnd"/>
+      <w:r>
+        <w:rPr>
+          <w:rtl/>
+        </w:rPr>
+        <w:t xml:space="preserve"> ישתנה, לטוב ולרע. בסוף, [שם] לא </w:t>
+      </w:r>
+      <w:proofErr w:type="spellStart"/>
+      <w:r>
+        <w:rPr>
+          <w:rtl/>
+        </w:rPr>
+        <w:t>יחרט</w:t>
+      </w:r>
+      <w:proofErr w:type="spellEnd"/>
+      <w:r>
+        <w:rPr>
+          <w:rtl/>
+        </w:rPr>
+        <w:t>/</w:t>
+      </w:r>
+      <w:proofErr w:type="spellStart"/>
+      <w:r>
+        <w:rPr>
+          <w:rtl/>
+        </w:rPr>
+        <w:t>תחרט</w:t>
+      </w:r>
+      <w:proofErr w:type="spellEnd"/>
+      <w:r>
+        <w:rPr>
+          <w:rtl/>
+        </w:rPr>
+        <w:t xml:space="preserve"> — כי האמת שווה את המחיר</w:t>
       </w:r>
       <w:r>
         <w:t>.</w:t>
@@ -4354,8 +4687,30 @@
         <w:rPr>
           <w:rtl/>
         </w:rPr>
-        <w:t xml:space="preserve"> [שם] פגש/פגשה מישהו/מישהי בתור בסופרמרקט — ויצא/יצאה איתו/איתה לקפה באותו יום. זה לא מה ש[שם] "עושה בדרך כלל" — אבל [שם] לא ממש עובד/ת לפי כללים. האהבה הזו נולדה מהר, בצחוק, ובלי לשאול יותר מדי שאלות. בסוף, [שם] יגלה/תגלה שהדברים הכי טובים קורים כשמפסיקים להתכנן</w:t>
-      </w:r>
+        <w:t xml:space="preserve"> [שם] פגש/פגשה מישהו/מישהי בתור בסופרמרקט — ויצא/יצאה </w:t>
+      </w:r>
+      <w:proofErr w:type="spellStart"/>
+      <w:r>
+        <w:rPr>
+          <w:rtl/>
+        </w:rPr>
+        <w:t>איתו</w:t>
+      </w:r>
+      <w:proofErr w:type="spellEnd"/>
+      <w:r>
+        <w:rPr>
+          <w:rtl/>
+        </w:rPr>
+        <w:t xml:space="preserve">/איתה לקפה באותו יום. זה לא מה ש[שם] "עושה בדרך כלל" — אבל [שם] לא ממש עובד/ת לפי כללים. האהבה הזו נולדה מהר, בצחוק, ובלי לשאול יותר מדי שאלות. בסוף, [שם] יגלה/תגלה שהדברים הכי טובים קורים כשמפסיקים </w:t>
+      </w:r>
+      <w:proofErr w:type="spellStart"/>
+      <w:r>
+        <w:rPr>
+          <w:rtl/>
+        </w:rPr>
+        <w:t>להתכנן</w:t>
+      </w:r>
+      <w:proofErr w:type="spellEnd"/>
       <w:r>
         <w:t>.</w:t>
       </w:r>
@@ -4624,7 +4979,20 @@
         <w:rPr>
           <w:rtl/>
         </w:rPr>
-        <w:t xml:space="preserve"> [שם] הוא/היא מי שחי/ה בעוצמה — ומרגיש/ה שהחיים ממהרים לא פחות. הוא/היא נוכח/ת, חוגג/ת, בוכה/ה בלי להתבייש. הסיפורים שנאספים סביב [שם] הם גדולים ואמיתיים. בסוף, [שם] יגלה/תגלה שחיים שלמים ורועשים הם מה שהם — ואין שום דבר לצטער עליו</w:t>
+        <w:t xml:space="preserve"> [שם] הוא/היא מי שחי/ה בעוצמה — ומרגיש/ה שהחיים ממהרים לא פחות. הוא/היא נוכח/ת, חוגג/ת, בוכה/ה בלי להתבייש. הסיפורים שנאספים סביב [שם] הם גדולים ואמיתיים. בסוף, [שם] יגלה/תגלה שחיים שלמים ורועשים הם מה שהם — ואין שום דבר ל</w:t>
+      </w:r>
+      <w:r>
+        <w:rPr>
+          <w:rFonts w:hint="cs"/>
+          <w:rtl/>
+        </w:rPr>
+        <w:t>ה</w:t>
+      </w:r>
+      <w:r>
+        <w:rPr>
+          <w:rtl/>
+        </w:rPr>
+        <w:t>צטער עליו</w:t>
       </w:r>
       <w:r>
         <w:t>.</w:t>
@@ -4866,7 +5234,21 @@
         <w:rPr>
           <w:rtl/>
         </w:rPr>
-        <w:t xml:space="preserve"> [שם] מצא/מצאה קוד שלא אמור היה להיות שם — שורה אחת, בתוך מיליוני שורות. [שם] בילה/בילתה שלושה שבועות כדי להבין אותה. מה שגילה/גילתה שינה את ההבנה שלו/לה על הכל — לא רק על הקוד. בסוף, [שם] יחליט/תחליט מה לעשות עם ידע שמסוכן מדי לפרסום</w:t>
+        <w:t xml:space="preserve"> [שם] מצא/מצאה קוד שלא אמור היה להיות שם — שורה אחת, בתוך מיליוני שורות. [שם] בילה/בילתה שלושה שבועות כדי להבין אותה. מה שגילה/גילתה שינה את ההבנה שלו/לה על </w:t>
+      </w:r>
+      <w:proofErr w:type="spellStart"/>
+      <w:r>
+        <w:rPr>
+          <w:rtl/>
+        </w:rPr>
+        <w:t>הכל</w:t>
+      </w:r>
+      <w:proofErr w:type="spellEnd"/>
+      <w:r>
+        <w:rPr>
+          <w:rtl/>
+        </w:rPr>
+        <w:t xml:space="preserve"> — לא רק על הקוד. בסוף, [שם] יחליט/תחליט מה לעשות עם ידע שמסוכן מדי לפרסום</w:t>
       </w:r>
       <w:r>
         <w:t>.</w:t>
@@ -5084,7 +5466,21 @@
         <w:rPr>
           <w:rtl/>
         </w:rPr>
-        <w:t xml:space="preserve"> [שם] הוא/היא מי שמסיק/ה מסקנות מהר — גם כשלא מתכנן/ת. הסביבה מדברת אל [שם] בדפוסים, ו[שם] קורא/ת אותם בלי מאמץ. כשמשהו לא מסתדר, המוח של [שם] כבר בדרך לפתרון. הבעיה? לפעמים המסקנה מגיעה לפני שהוא/היא מוכן/ה. בסוף, [שם] ישרוד/תשרוד — כי תמיד יודע/ת יותר ממה שמראה</w:t>
+        <w:t xml:space="preserve"> [שם] הוא/היא מי שמסיק/ה מסקנות מהר — גם </w:t>
+      </w:r>
+      <w:proofErr w:type="spellStart"/>
+      <w:r>
+        <w:rPr>
+          <w:rtl/>
+        </w:rPr>
+        <w:t>כשלא</w:t>
+      </w:r>
+      <w:proofErr w:type="spellEnd"/>
+      <w:r>
+        <w:rPr>
+          <w:rtl/>
+        </w:rPr>
+        <w:t xml:space="preserve"> מתכנן/ת. הסביבה מדברת אל [שם] בדפוסים, ו[שם] קורא/ת אותם בלי מאמץ. כשמשהו לא מסתדר, המוח של [שם] כבר בדרך לפתרון. הבעיה? לפעמים המסקנה מגיעה לפני שהוא/היא מוכן/ה. בסוף, [שם] ישרוד/תשרוד — כי תמיד יודע/ת יותר ממה שמראה</w:t>
       </w:r>
       <w:r>
         <w:t>.</w:t>
@@ -5326,7 +5722,21 @@
         <w:rPr>
           <w:rtl/>
         </w:rPr>
-        <w:t xml:space="preserve"> [שם] הכין/הכינה רשימה של שאלות לפגישה ראשונה — ולא השתמש/השתמשה בה. מי שישב/ישבה מולו/מולה היה/הייתה מעניין/ת יותר מכל תשובה שתיכנן/תכננה. [שם] סגר/סגרה את הנייר, הניח/ניחה את העט, ופשוט דיבר/ה. בסוף, [שם] יגלה/תגלה שהתוכנית הכי טובה לפעמים היא לוותר על התוכנית</w:t>
+        <w:t xml:space="preserve"> [שם] הכין/הכינה רשימה של שאלות לפגישה ראשונה — ולא השתמש/השתמשה בה. מי שישב/ישבה מולו/מולה היה/הייתה מעניין/ת יותר מכל תשובה שתיכנן/תכננה. [שם] סגר/סגרה את הנייר, הניח/</w:t>
+      </w:r>
+      <w:proofErr w:type="spellStart"/>
+      <w:r>
+        <w:rPr>
+          <w:rtl/>
+        </w:rPr>
+        <w:t>ניחה</w:t>
+      </w:r>
+      <w:proofErr w:type="spellEnd"/>
+      <w:r>
+        <w:rPr>
+          <w:rtl/>
+        </w:rPr>
+        <w:t xml:space="preserve"> את העט, ופשוט דיבר/ה. בסוף, [שם] יגלה/תגלה שהתוכנית הכי טובה לפעמים היא לוותר על התוכנית</w:t>
       </w:r>
       <w:r>
         <w:t>.</w:t>
@@ -5571,7 +5981,21 @@
         <w:rPr>
           <w:rtl/>
         </w:rPr>
-        <w:t xml:space="preserve"> [שם] נשא/נשאה נאום שלא תיכנן/תכננה לנשא — במסיבה שלא רצה/רצתה להיות בה — ועצר/עצרה את החדר. לא כי זה היה מבריק, אלא כי זה היה אמיתי. [שם] אמר/אמרה בדיוק מה שחשב/ה. בסוף, [שם] יגלה/תגלה שפעמים רבות הדברים הכי חשובים נאמרים שלא בתכנון</w:t>
+        <w:t xml:space="preserve"> [שם] נשא/נשאה נאום שלא תיכנן/תכננה </w:t>
+      </w:r>
+      <w:proofErr w:type="spellStart"/>
+      <w:r>
+        <w:rPr>
+          <w:rtl/>
+        </w:rPr>
+        <w:t>לנשא</w:t>
+      </w:r>
+      <w:proofErr w:type="spellEnd"/>
+      <w:r>
+        <w:rPr>
+          <w:rtl/>
+        </w:rPr>
+        <w:t xml:space="preserve"> — במסיבה שלא רצה/רצתה להיות בה — ועצר/עצרה את החדר. לא כי זה היה מבריק, אלא כי זה היה אמיתי. [שם] אמר/אמרה בדיוק מה שחשב/ה. בסוף, [שם] יגלה/תגלה שפעמים רבות הדברים הכי חשובים נאמרים שלא בתכנון</w:t>
       </w:r>
       <w:r>
         <w:t>.</w:t>
@@ -5590,7 +6014,21 @@
         <w:rPr>
           <w:rtl/>
         </w:rPr>
-        <w:t xml:space="preserve"> [שם] הוא/היא מי שמדבר/ת — ומישהו תמיד מקשיב. לא כי הוא/היא מנסה לרתק, אלא כי הוא/היא אומר/ת דברים שאמיתיים ומדויקים. הסיפורות של [שם] נוגעות. הוא/היא לא מחפש/ת קהל — הקהל מוצא אותו/ה. בסוף, [שם] יגלה/תגלה שהדרך הכי ישירה לאדם אחר — היא לדבר אליו/אליה כמו שמדברים לעצמך</w:t>
+        <w:t xml:space="preserve"> [שם] הוא/היא מי שמדבר/ת — ומישהו תמיד מקשיב. לא כי הוא/היא מנסה לרתק, אלא כי הוא/היא אומר/ת דברים שאמיתיים ומדויקים. </w:t>
+      </w:r>
+      <w:proofErr w:type="spellStart"/>
+      <w:r>
+        <w:rPr>
+          <w:rtl/>
+        </w:rPr>
+        <w:t>הסיפורות</w:t>
+      </w:r>
+      <w:proofErr w:type="spellEnd"/>
+      <w:r>
+        <w:rPr>
+          <w:rtl/>
+        </w:rPr>
+        <w:t xml:space="preserve"> של [שם] נוגעות. הוא/היא לא מחפש/ת קהל — הקהל מוצא אותו/ה. בסוף, [שם] יגלה/תגלה שהדרך הכי ישירה לאדם אחר — היא לדבר אליו/אליה כמו שמדברים לעצמך</w:t>
       </w:r>
       <w:r>
         <w:t>.</w:t>
@@ -5649,7 +6087,21 @@
         <w:rPr>
           <w:rtl/>
         </w:rPr>
-        <w:t xml:space="preserve"> [שם] פנה/פנתה לאיש/אישה זר/ה בבית קפה ושאל/שאלה שאלה שנשאה בראשו/ה כל הבוקר — ומה שחשב/ה שיהיה שיחה של חמש דקות נמשך שלוש שעות. [שם] לא תיכנן/תכננה להתאהב. אבל הוא/היא גם לא ידע/ידעה לעצור שאלה טובה. בסוף, [שם] יגלה/תגלה שאהבה מתחילה לפעמים בסקרנות</w:t>
+        <w:t xml:space="preserve"> [שם] פנה/פנתה לאיש/אישה זר/ה בבית קפה ושאל/שאלה </w:t>
+      </w:r>
+      <w:proofErr w:type="spellStart"/>
+      <w:r>
+        <w:rPr>
+          <w:rtl/>
+        </w:rPr>
+        <w:t>שאלה</w:t>
+      </w:r>
+      <w:proofErr w:type="spellEnd"/>
+      <w:r>
+        <w:rPr>
+          <w:rtl/>
+        </w:rPr>
+        <w:t xml:space="preserve"> שנשאה בראשו/ה כל הבוקר — ומה שחשב/ה שיהיה שיחה של חמש דקות נמשך שלוש שעות. [שם] לא תיכנן/תכננה להתאהב. אבל הוא/היא גם לא ידע/ידעה לעצור שאלה טובה. בסוף, [שם] יגלה/תגלה שאהבה מתחילה לפעמים בסקרנות</w:t>
       </w:r>
       <w:r>
         <w:t>.</w:t>
@@ -5668,7 +6120,21 @@
         <w:rPr>
           <w:rtl/>
         </w:rPr>
-        <w:t xml:space="preserve"> [שם] הוא/היא מי שפועל/ת מהר — ואחר כך מבין/ה למה. הוא/היא לא מחשב/ת את הסיכון, אבל מבין/ה אותו בדיעבד תמיד. האהבה אצל [שם] מגיעה כמו הכל אצלו/אצלה — מהר, בקול, ובלי להסתיר. בסוף, [שם] ימצא/תמצא מי שיכול/יכולה לעמוד בקצב — ולאהוב אותו/ה בגלל זה</w:t>
+        <w:t xml:space="preserve"> [שם] הוא/היא מי שפועל/ת מהר — ואחר כך מבין/ה למה. הוא/היא לא מחשב/ת את הסיכון, אבל מבין/ה אותו בדיעבד תמיד. האהבה אצל [שם] מגיעה כמו </w:t>
+      </w:r>
+      <w:proofErr w:type="spellStart"/>
+      <w:r>
+        <w:rPr>
+          <w:rtl/>
+        </w:rPr>
+        <w:t>הכל</w:t>
+      </w:r>
+      <w:proofErr w:type="spellEnd"/>
+      <w:r>
+        <w:rPr>
+          <w:rtl/>
+        </w:rPr>
+        <w:t xml:space="preserve"> אצלו/אצלה — מהר, בקול, ובלי להסתיר. בסוף, [שם] ימצא/תמצא מי שיכול/יכולה לעמוד בקצב — ולאהוב אותו/ה בגלל זה</w:t>
       </w:r>
       <w:r>
         <w:t>.</w:t>
@@ -5729,7 +6195,21 @@
         <w:rPr>
           <w:rtl/>
         </w:rPr>
-        <w:t xml:space="preserve"> [שם] הוא/היא מי שנוכח/ת לחלוטין — וזה מה שמציל אותו/ה. כשאחרים מתקפאים, [שם] מגיב/ה. כשאחרים צועקים, [שם] שואל/ת. הפחד קיים, אבל לא שולט. [שם] חושב/ת תחת לחץ טוב מרוב האנשים — ויודע/ת זאת. בסוף, [שם] לא רק ישרוד/תשרוד — [שם] יחלץ/תחלץ גם אחרים</w:t>
+        <w:t xml:space="preserve"> [שם] הוא/היא מי שנוכח/ת לחלוטין — וזה מה שמציל אותו/ה. כשאחרים </w:t>
+      </w:r>
+      <w:proofErr w:type="spellStart"/>
+      <w:r>
+        <w:rPr>
+          <w:rtl/>
+        </w:rPr>
+        <w:t>מתקפאים</w:t>
+      </w:r>
+      <w:proofErr w:type="spellEnd"/>
+      <w:r>
+        <w:rPr>
+          <w:rtl/>
+        </w:rPr>
+        <w:t>, [שם] מגיב/ה. כשאחרים צועקים, [שם] שואל/ת. הפחד קיים, אבל לא שולט. [שם] חושב/ת תחת לחץ טוב מרוב האנשים — ויודע/ת זאת. בסוף, [שם] לא רק ישרוד/תשרוד — [שם] יחלץ/תחלץ גם אחרים</w:t>
       </w:r>
       <w:r>
         <w:t>.</w:t>
@@ -5790,7 +6270,33 @@
         <w:rPr>
           <w:rtl/>
         </w:rPr>
-        <w:t xml:space="preserve"> [שם] הוא/היא מי שרואה הזדמנות — ואוחז/ת. גם בעולמות קסומים, גם מול יצורי אגדה, [שם] נוכח/ת ופועל/ת. הקסם אצלו/אצלה הוא כלי, לא פלא. [שם] לא ממתין/ה שיסבירו לו/לה — מנסה ולומד/ת. בסוף, [שם] יגלה/תגלה שהכוח הגדול ביותר הוא לפעול כשאחרים עדיין מהססים</w:t>
+        <w:t xml:space="preserve"> [שם] הוא/היא מי שרואה הזדמנות </w:t>
+      </w:r>
+      <w:r>
+        <w:rPr>
+          <w:rFonts w:hint="cs"/>
+          <w:rtl/>
+        </w:rPr>
+        <w:t>-</w:t>
+      </w:r>
+      <w:r>
+        <w:rPr>
+          <w:rtl/>
+        </w:rPr>
+        <w:t xml:space="preserve"> ואוחז/ת. גם בעולמות קסומים, גם מול יצורי אגדה, [שם] נוכח/ת ופועל/ת. הקסם אצלו/אצלה הוא כלי, לא פלא. [שם] לא ממתין/ה שיסבירו לו/לה </w:t>
+      </w:r>
+      <w:r>
+        <w:rPr>
+          <w:rFonts w:hint="cs"/>
+          <w:rtl/>
+        </w:rPr>
+        <w:t xml:space="preserve">- </w:t>
+      </w:r>
+      <w:r>
+        <w:rPr>
+          <w:rtl/>
+        </w:rPr>
+        <w:t>מנסה ולומד/ת. בסוף, [שם] יגלה/תגלה שהכוח הגדול ביותר הוא לפעול כשאחרים עדיין מהססים</w:t>
       </w:r>
       <w:r>
         <w:t>.</w:t>
@@ -5832,7 +6338,34 @@
         <w:rPr>
           <w:rtl/>
         </w:rPr>
-        <w:t xml:space="preserve"> [שם] שמע/שמעה שיחה בין שני מדענים בפרוזדור — ושאל/שאלה שאלה שגרמה לשניהם לעצור. לא ידע/ידעה שהשאלה הזו תשנה את כיוון המחקר. [שם] כבר חשב/ה על הדבר הבא. בסוף, [שם] יגלה/תגלה שלפעמים השאלה הנכונה שווה יותר מכל תשובה</w:t>
+        <w:t xml:space="preserve"> [שם] שמע/שמעה שיחה בין שני מדענים בפרוזדור </w:t>
+      </w:r>
+      <w:r>
+        <w:rPr>
+          <w:rFonts w:hint="cs"/>
+          <w:rtl/>
+        </w:rPr>
+        <w:t>-</w:t>
+      </w:r>
+      <w:r>
+        <w:rPr>
+          <w:rtl/>
+        </w:rPr>
+        <w:t xml:space="preserve"> ושאל/שאלה </w:t>
+      </w:r>
+      <w:proofErr w:type="spellStart"/>
+      <w:r>
+        <w:rPr>
+          <w:rtl/>
+        </w:rPr>
+        <w:t>שאלה</w:t>
+      </w:r>
+      <w:proofErr w:type="spellEnd"/>
+      <w:r>
+        <w:rPr>
+          <w:rtl/>
+        </w:rPr>
+        <w:t xml:space="preserve"> שגרמה לשניהם לעצור. לא ידע/ידעה שהשאלה הזו תשנה את כיוון המחקר. [שם] כבר חשב/ה על הדבר הבא. בסוף, [שם] יגלה/תגלה שלפעמים השאלה הנכונה שווה יותר מכל תשובה</w:t>
       </w:r>
       <w:r>
         <w:t>.</w:t>
@@ -5851,7 +6384,20 @@
         <w:rPr>
           <w:rtl/>
         </w:rPr>
-        <w:t xml:space="preserve"> [שם] הוא/היא מי שחושב/ת בקול — ובעולם של מדע ורובוטיקה, זה מביך ומרענן בו זמנית. הוא/היא לא מחכה לפגישה כדי לשתף רעיון; הוא/היא אומר/ת אותו ברגע שמגיע. לפעמים זה מוביל לפריצת דרך. לפעמים לכאוס. בסוף, [שם] יגלה/תגלה שהרעיונות הכי טובים נולדים כשמדברים לפני שחושבים</w:t>
+        <w:t xml:space="preserve"> [שם] הוא/היא מי שחושב/ת בקול </w:t>
+      </w:r>
+      <w:r>
+        <w:rPr>
+          <w:rFonts w:hint="cs"/>
+          <w:rtl/>
+        </w:rPr>
+        <w:t>-</w:t>
+      </w:r>
+      <w:r>
+        <w:rPr>
+          <w:rtl/>
+        </w:rPr>
+        <w:t xml:space="preserve"> ובעולם של מדע ורובוטיקה, זה מביך ומרענן בו זמנית. הוא/היא לא מחכה לפגישה כדי לשתף רעיון; הוא/היא אומר/ת אותו ברגע שמגיע. לפעמים זה מוביל לפריצת דרך. לפעמים לכאוס. בסוף, [שם] יגלה/תגלה שהרעיונות הכי טובים נולדים כשמדברים לפני שחושבים</w:t>
       </w:r>
       <w:r>
         <w:t>.</w:t>
@@ -5893,7 +6439,33 @@
         <w:rPr>
           <w:rtl/>
         </w:rPr>
-        <w:t xml:space="preserve"> [שם] עצר/עצרה ליד רחוב שסגרו לתנועה — ושאל/שאלה עובר/ת אורח/ת מה קרה. מה שסופר/ה לו/לה הפך לסיפור, שהפך למאמר, שהפך לשיחה שכולם דיברו עליה. [שם] לא תיכנן/תכננה — פשוט היה/הייתה שם. בסוף, [שם] יגלה/תגלה שהסיפורים הכי טובים מגיעים מהרחוב, לא מהמחשב</w:t>
+        <w:t xml:space="preserve"> [שם] עצר/עצרה ליד רחוב שסגרו לתנועה </w:t>
+      </w:r>
+      <w:r>
+        <w:rPr>
+          <w:rFonts w:hint="cs"/>
+          <w:rtl/>
+        </w:rPr>
+        <w:t>-</w:t>
+      </w:r>
+      <w:r>
+        <w:rPr>
+          <w:rtl/>
+        </w:rPr>
+        <w:t xml:space="preserve"> ושאל/שאלה עובר/ת אורח/ת מה קרה. מה שסופר/ה לו/לה הפך לסיפור, שהפך למאמר, שהפך לשיחה שכולם דיברו עליה. [שם] לא תיכנן/תכננה </w:t>
+      </w:r>
+      <w:r>
+        <w:rPr>
+          <w:rFonts w:hint="cs"/>
+          <w:rtl/>
+        </w:rPr>
+        <w:t>-</w:t>
+      </w:r>
+      <w:r>
+        <w:rPr>
+          <w:rtl/>
+        </w:rPr>
+        <w:t xml:space="preserve"> פשוט היה/הייתה שם. בסוף, [שם] יגלה/תגלה שהסיפורים הכי טובים מגיעים מהרחוב, לא מהמחשב</w:t>
       </w:r>
       <w:r>
         <w:t>.</w:t>
@@ -5913,7 +6485,33 @@
         <w:rPr>
           <w:rtl/>
         </w:rPr>
-        <w:t xml:space="preserve"> [שם] הוא/היא מי שרואה סיפור בכל מקום — ולא יכול/יכולה לשתוק עליו. הוא/היא מדבר/ת, כותב/ת, משתף/ת. העולם אצל [שם] מלא בחומר — רק צריך לדעת לשים לב. ו[שם] תמיד שם/ה לב. בסוף, [שם] יגלה/תגלה שהחיים הכי מלאים הם אלה שנחיים ומסופרים גם יחד</w:t>
+        <w:t xml:space="preserve"> [שם] הוא/היא מי שרואה סיפור בכל מקום </w:t>
+      </w:r>
+      <w:r>
+        <w:rPr>
+          <w:rFonts w:hint="cs"/>
+          <w:rtl/>
+        </w:rPr>
+        <w:t>-</w:t>
+      </w:r>
+      <w:r>
+        <w:rPr>
+          <w:rtl/>
+        </w:rPr>
+        <w:t xml:space="preserve"> ולא יכול/יכולה לשתוק עליו. הוא/היא מדבר/ת, כותב/ת, משתף/ת. העולם אצל [שם] מלא בחומר </w:t>
+      </w:r>
+      <w:r>
+        <w:rPr>
+          <w:rFonts w:hint="cs"/>
+          <w:rtl/>
+        </w:rPr>
+        <w:t>-</w:t>
+      </w:r>
+      <w:r>
+        <w:rPr>
+          <w:rtl/>
+        </w:rPr>
+        <w:t xml:space="preserve"> רק צריך לדעת לשים לב. ו[שם] תמיד שם/ה לב. בסוף, [שם] יגלה/תגלה שהחיים הכי מלאים הם אלה שנחיים ומסופרים גם יחד</w:t>
       </w:r>
       <w:r>
         <w:t>.</w:t>
